--- a/report_agent/report_template/management_review_order_form.docx
+++ b/report_agent/report_template/management_review_order_form.docx
@@ -672,6 +672,9 @@
           <w:lang w:eastAsia="ko-KR"/>
         </w:rPr>
       </w:pPr>
+      <w:r>
+        <w:br w:type="page"/>
+      </w:r>
     </w:p>
     <w:tbl>
       <w:tblPr>
